--- a/Progres-Fatimah/Jurnal Submit/submit/TJOG/TJOG_Sitti Aisa/Manuscript.docx
+++ b/Progres-Fatimah/Jurnal Submit/submit/TJOG/TJOG_Sitti Aisa/Manuscript.docx
@@ -25,263 +25,6 @@
     </w:p>
     <w:p>
       <w:pPr>
-        <w:spacing w:after="160"/>
-        <w:jc w:val="center"/>
-      </w:pPr>
-      <w:r>
-        <w:rPr>
-          <w:b/>
-          <w:bCs/>
-        </w:rPr>
-        <w:t>Sitti Aisa</w:t>
-      </w:r>
-      <w:r>
-        <w:rPr>
-          <w:b/>
-          <w:bCs/>
-          <w:vertAlign w:val="superscript"/>
-        </w:rPr>
-        <w:t>1*</w:t>
-      </w:r>
-      <w:r>
-        <w:rPr>
-          <w:b/>
-          <w:bCs/>
-        </w:rPr>
-        <w:t>, Nurmiaty</w:t>
-      </w:r>
-      <w:r>
-        <w:rPr>
-          <w:b/>
-          <w:bCs/>
-          <w:vertAlign w:val="superscript"/>
-        </w:rPr>
-        <w:t>2</w:t>
-      </w:r>
-      <w:r>
-        <w:rPr>
-          <w:b/>
-          <w:bCs/>
-        </w:rPr>
-        <w:t xml:space="preserve">, Ni Gusti </w:t>
-      </w:r>
-      <w:proofErr w:type="spellStart"/>
-      <w:r>
-        <w:rPr>
-          <w:b/>
-          <w:bCs/>
-        </w:rPr>
-        <w:t>Kompiang</w:t>
-      </w:r>
-      <w:proofErr w:type="spellEnd"/>
-      <w:r>
-        <w:rPr>
-          <w:b/>
-          <w:bCs/>
-        </w:rPr>
-        <w:t xml:space="preserve"> Sri Asih</w:t>
-      </w:r>
-      <w:r>
-        <w:rPr>
-          <w:b/>
-          <w:bCs/>
-          <w:vertAlign w:val="superscript"/>
-        </w:rPr>
-        <w:t>3</w:t>
-      </w:r>
-    </w:p>
-    <w:p>
-      <w:pPr>
-        <w:spacing w:after="40"/>
-        <w:jc w:val="center"/>
-      </w:pPr>
-      <w:r>
-        <w:rPr>
-          <w:sz w:val="22"/>
-          <w:szCs w:val="22"/>
-        </w:rPr>
-        <w:t xml:space="preserve">1 Department of Midwifery, </w:t>
-      </w:r>
-      <w:proofErr w:type="spellStart"/>
-      <w:r>
-        <w:rPr>
-          <w:sz w:val="22"/>
-          <w:szCs w:val="22"/>
-        </w:rPr>
-        <w:t>Poltekkes</w:t>
-      </w:r>
-      <w:proofErr w:type="spellEnd"/>
-      <w:r>
-        <w:rPr>
-          <w:sz w:val="22"/>
-          <w:szCs w:val="22"/>
-        </w:rPr>
-        <w:t xml:space="preserve"> </w:t>
-      </w:r>
-      <w:proofErr w:type="spellStart"/>
-      <w:r>
-        <w:rPr>
-          <w:sz w:val="22"/>
-          <w:szCs w:val="22"/>
-        </w:rPr>
-        <w:t>Kemenkes</w:t>
-      </w:r>
-      <w:proofErr w:type="spellEnd"/>
-      <w:r>
-        <w:rPr>
-          <w:sz w:val="22"/>
-          <w:szCs w:val="22"/>
-        </w:rPr>
-        <w:t xml:space="preserve"> Kendari, Kendari, Indonesia</w:t>
-      </w:r>
-    </w:p>
-    <w:p>
-      <w:pPr>
-        <w:spacing w:after="40"/>
-        <w:jc w:val="center"/>
-      </w:pPr>
-      <w:r>
-        <w:rPr>
-          <w:sz w:val="22"/>
-          <w:szCs w:val="22"/>
-        </w:rPr>
-        <w:t xml:space="preserve">2 Department of Midwifery, </w:t>
-      </w:r>
-      <w:proofErr w:type="spellStart"/>
-      <w:r>
-        <w:rPr>
-          <w:sz w:val="22"/>
-          <w:szCs w:val="22"/>
-        </w:rPr>
-        <w:t>Poltekkes</w:t>
-      </w:r>
-      <w:proofErr w:type="spellEnd"/>
-      <w:r>
-        <w:rPr>
-          <w:sz w:val="22"/>
-          <w:szCs w:val="22"/>
-        </w:rPr>
-        <w:t xml:space="preserve"> </w:t>
-      </w:r>
-      <w:proofErr w:type="spellStart"/>
-      <w:r>
-        <w:rPr>
-          <w:sz w:val="22"/>
-          <w:szCs w:val="22"/>
-        </w:rPr>
-        <w:t>Kemenkes</w:t>
-      </w:r>
-      <w:proofErr w:type="spellEnd"/>
-      <w:r>
-        <w:rPr>
-          <w:sz w:val="22"/>
-          <w:szCs w:val="22"/>
-        </w:rPr>
-        <w:t xml:space="preserve"> Palu, Palu, Indonesia</w:t>
-      </w:r>
-    </w:p>
-    <w:p>
-      <w:pPr>
-        <w:spacing w:after="200"/>
-        <w:jc w:val="center"/>
-      </w:pPr>
-      <w:r>
-        <w:rPr>
-          <w:sz w:val="22"/>
-          <w:szCs w:val="22"/>
-        </w:rPr>
-        <w:t xml:space="preserve">3 Department of Midwifery, </w:t>
-      </w:r>
-      <w:proofErr w:type="spellStart"/>
-      <w:r>
-        <w:rPr>
-          <w:sz w:val="22"/>
-          <w:szCs w:val="22"/>
-        </w:rPr>
-        <w:t>Poltekkes</w:t>
-      </w:r>
-      <w:proofErr w:type="spellEnd"/>
-      <w:r>
-        <w:rPr>
-          <w:sz w:val="22"/>
-          <w:szCs w:val="22"/>
-        </w:rPr>
-        <w:t xml:space="preserve"> </w:t>
-      </w:r>
-      <w:proofErr w:type="spellStart"/>
-      <w:r>
-        <w:rPr>
-          <w:sz w:val="22"/>
-          <w:szCs w:val="22"/>
-        </w:rPr>
-        <w:t>Kemenkes</w:t>
-      </w:r>
-      <w:proofErr w:type="spellEnd"/>
-      <w:r>
-        <w:rPr>
-          <w:sz w:val="22"/>
-          <w:szCs w:val="22"/>
-        </w:rPr>
-        <w:t xml:space="preserve"> Denpasar, Denpasar, Indonesia</w:t>
-      </w:r>
-    </w:p>
-    <w:p>
-      <w:pPr>
-        <w:spacing w:after="480"/>
-        <w:jc w:val="center"/>
-      </w:pPr>
-      <w:r>
-        <w:rPr>
-          <w:b/>
-          <w:bCs/>
-        </w:rPr>
-        <w:t xml:space="preserve">*Corresponding author: </w:t>
-      </w:r>
-      <w:r>
-        <w:t xml:space="preserve">Sitti Aisa, Department of Midwifery, </w:t>
-      </w:r>
-      <w:proofErr w:type="spellStart"/>
-      <w:r>
-        <w:t>Poltekkes</w:t>
-      </w:r>
-      <w:proofErr w:type="spellEnd"/>
-      <w:r>
-        <w:t xml:space="preserve"> </w:t>
-      </w:r>
-      <w:proofErr w:type="spellStart"/>
-      <w:r>
-        <w:t>Kemenkes</w:t>
-      </w:r>
-      <w:proofErr w:type="spellEnd"/>
-      <w:r>
-        <w:t xml:space="preserve"> Kendari, Jl. </w:t>
-      </w:r>
-      <w:proofErr w:type="spellStart"/>
-      <w:r>
-        <w:t>Jend</w:t>
-      </w:r>
-      <w:proofErr w:type="spellEnd"/>
-      <w:r>
-        <w:t xml:space="preserve">. AH. Nasution G.14, </w:t>
-      </w:r>
-      <w:proofErr w:type="spellStart"/>
-      <w:r>
-        <w:t>Anduonohu</w:t>
-      </w:r>
-      <w:proofErr w:type="spellEnd"/>
-      <w:r>
-        <w:t xml:space="preserve">, Kendari, Southeast Sulawesi 93232, Indonesia. </w:t>
-      </w:r>
-      <w:r>
-        <w:rPr>
-          <w:i/>
-          <w:iCs/>
-        </w:rPr>
-        <w:t>E-mail: sittiaisakeb@gmail.com</w:t>
-      </w:r>
-    </w:p>
-    <w:p>
-      <w:pPr>
         <w:pStyle w:val="Heading1"/>
       </w:pPr>
       <w:r>
@@ -378,7 +121,6 @@
           <w:b/>
           <w:bCs/>
         </w:rPr>
-        <w:lastRenderedPageBreak/>
         <w:t xml:space="preserve">Conclusion: </w:t>
       </w:r>
       <w:r>
@@ -422,6 +164,7 @@
       </w:pPr>
       <w:proofErr w:type="spellStart"/>
       <w:r>
+        <w:lastRenderedPageBreak/>
         <w:t>บทคัดย่อ</w:t>
       </w:r>
       <w:proofErr w:type="spellEnd"/>
@@ -963,7 +706,6 @@
       </w:r>
       <w:proofErr w:type="spellStart"/>
       <w:r>
-        <w:lastRenderedPageBreak/>
         <w:t>การเพิ่มการบริโภคไข่อาจเป็นแนวทางการให้สารอาหารที่ง่าย</w:t>
       </w:r>
       <w:proofErr w:type="spellEnd"/>
@@ -1110,7 +852,11 @@
         <w:t>3</w:t>
       </w:r>
       <w:r>
-        <w:t>. Mid-upper arm circumference (MUAC) measurement is commonly used to detect the risk of CED in pregnant women</w:t>
+        <w:t xml:space="preserve">. Mid-upper arm circumference (MUAC) measurement is </w:t>
+      </w:r>
+      <w:r>
+        <w:lastRenderedPageBreak/>
+        <w:t>commonly used to detect the risk of CED in pregnant women</w:t>
       </w:r>
       <w:r>
         <w:rPr>
@@ -1316,11 +1062,7 @@
         <w:t>13</w:t>
       </w:r>
       <w:r>
-        <w:t xml:space="preserve">, whereas optimal protein intake can improve maternal comfort during pregnancy. Proteins are broken down into amino acids, which are required to build the large </w:t>
-      </w:r>
-      <w:r>
-        <w:lastRenderedPageBreak/>
-        <w:t>number of new cells generated during pregnancy. Pregnant women are therefore encouraged to consume a variety of protein-rich foods to obtain a balanced intake of nutrients and amino acids. Boiled purebred chicken eggs represent an accessible and affordable source of protein in Indonesia. This study therefore focused on the effect of providing boiled purebred chicken eggs on the nutritional status of pregnant women with CED, particularly their Hb levels and MUAC.</w:t>
+        <w:t>, whereas optimal protein intake can improve maternal comfort during pregnancy. Proteins are broken down into amino acids, which are required to build the large number of new cells generated during pregnancy. Pregnant women are therefore encouraged to consume a variety of protein-rich foods to obtain a balanced intake of nutrients and amino acids. Boiled purebred chicken eggs represent an accessible and affordable source of protein in Indonesia. This study therefore focused on the effect of providing boiled purebred chicken eggs on the nutritional status of pregnant women with CED, particularly their Hb levels and MUAC.</w:t>
       </w:r>
     </w:p>
     <w:p>
@@ -1345,7 +1087,11 @@
       </w:r>
       <w:proofErr w:type="spellEnd"/>
       <w:r>
-        <w:t xml:space="preserve"> in Kendari City, Indonesia. A total of 60 pregnant women with CED, defined as MUAC &lt;23.5 cm, were recruited using random sampling and allocated into two groups: an intervention group (n=30) that consumed two boiled purebred chicken eggs per day, and a comparison group (n=30) that consumed one boiled purebred chicken egg per day, for eight consecutive weeks.</w:t>
+        <w:t xml:space="preserve"> in Kendari City, Indonesia. A total of 60 pregnant </w:t>
+      </w:r>
+      <w:r>
+        <w:lastRenderedPageBreak/>
+        <w:t>women with CED, defined as MUAC &lt;23.5 cm, were recruited using random sampling and allocated into two groups: an intervention group (n=30) that consumed two boiled purebred chicken eggs per day, and a comparison group (n=30) that consumed one boiled purebred chicken egg per day, for eight consecutive weeks.</w:t>
       </w:r>
     </w:p>
     <w:p>
@@ -1421,11 +1167,7 @@
         <w:jc w:val="both"/>
       </w:pPr>
       <w:r>
-        <w:t xml:space="preserve">This study was conducted in accordance with the ethical principles for research involving human subjects, in line with the Declaration of Helsinki (2013). Prior to participation, all respondents were informed of the study objectives, procedures, benefits, and potential risks. Written informed </w:t>
-      </w:r>
-      <w:r>
-        <w:lastRenderedPageBreak/>
-        <w:t>consent was obtained from all participants, and the confidentiality and anonymity of participants were maintained throughout the study; all data were used solely for research purposes.</w:t>
+        <w:t>This study was conducted in accordance with the ethical principles for research involving human subjects, in line with the Declaration of Helsinki (2013). Prior to participation, all respondents were informed of the study objectives, procedures, benefits, and potential risks. Written informed consent was obtained from all participants, and the confidentiality and anonymity of participants were maintained throughout the study; all data were used solely for research purposes.</w:t>
       </w:r>
     </w:p>
     <w:p>
@@ -1486,12 +1228,6 @@
         <w:gridCol w:w="1000"/>
       </w:tblGrid>
       <w:tr>
-        <w:tblPrEx>
-          <w:tblCellMar>
-            <w:top w:w="0" w:type="dxa"/>
-            <w:bottom w:w="0" w:type="dxa"/>
-          </w:tblCellMar>
-        </w:tblPrEx>
         <w:tc>
           <w:tcPr>
             <w:tcW w:w="3000" w:type="dxa"/>
@@ -1519,6 +1255,7 @@
                 <w:sz w:val="22"/>
                 <w:szCs w:val="22"/>
               </w:rPr>
+              <w:lastRenderedPageBreak/>
               <w:t>Variable</w:t>
             </w:r>
           </w:p>
@@ -1627,12 +1364,6 @@
         </w:tc>
       </w:tr>
       <w:tr>
-        <w:tblPrEx>
-          <w:tblCellMar>
-            <w:top w:w="0" w:type="dxa"/>
-            <w:bottom w:w="0" w:type="dxa"/>
-          </w:tblCellMar>
-        </w:tblPrEx>
         <w:tc>
           <w:tcPr>
             <w:tcW w:w="0" w:type="auto"/>
@@ -1846,12 +1577,6 @@
         </w:tc>
       </w:tr>
       <w:tr>
-        <w:tblPrEx>
-          <w:tblCellMar>
-            <w:top w:w="0" w:type="dxa"/>
-            <w:bottom w:w="0" w:type="dxa"/>
-          </w:tblCellMar>
-        </w:tblPrEx>
         <w:tc>
           <w:tcPr>
             <w:tcW w:w="3000" w:type="dxa"/>
@@ -1884,12 +1609,6 @@
         </w:tc>
       </w:tr>
       <w:tr>
-        <w:tblPrEx>
-          <w:tblCellMar>
-            <w:top w:w="0" w:type="dxa"/>
-            <w:bottom w:w="0" w:type="dxa"/>
-          </w:tblCellMar>
-        </w:tblPrEx>
         <w:tc>
           <w:tcPr>
             <w:tcW w:w="3000" w:type="dxa"/>
@@ -2099,12 +1818,6 @@
         </w:tc>
       </w:tr>
       <w:tr>
-        <w:tblPrEx>
-          <w:tblCellMar>
-            <w:top w:w="0" w:type="dxa"/>
-            <w:bottom w:w="0" w:type="dxa"/>
-          </w:tblCellMar>
-        </w:tblPrEx>
         <w:tc>
           <w:tcPr>
             <w:tcW w:w="3000" w:type="dxa"/>
@@ -2314,12 +2027,6 @@
         </w:tc>
       </w:tr>
       <w:tr>
-        <w:tblPrEx>
-          <w:tblCellMar>
-            <w:top w:w="0" w:type="dxa"/>
-            <w:bottom w:w="0" w:type="dxa"/>
-          </w:tblCellMar>
-        </w:tblPrEx>
         <w:tc>
           <w:tcPr>
             <w:tcW w:w="3000" w:type="dxa"/>
@@ -2529,12 +2236,6 @@
         </w:tc>
       </w:tr>
       <w:tr>
-        <w:tblPrEx>
-          <w:tblCellMar>
-            <w:top w:w="0" w:type="dxa"/>
-            <w:bottom w:w="0" w:type="dxa"/>
-          </w:tblCellMar>
-        </w:tblPrEx>
         <w:tc>
           <w:tcPr>
             <w:tcW w:w="3000" w:type="dxa"/>
@@ -2758,12 +2459,6 @@
         </w:tc>
       </w:tr>
       <w:tr>
-        <w:tblPrEx>
-          <w:tblCellMar>
-            <w:top w:w="0" w:type="dxa"/>
-            <w:bottom w:w="0" w:type="dxa"/>
-          </w:tblCellMar>
-        </w:tblPrEx>
         <w:tc>
           <w:tcPr>
             <w:tcW w:w="3000" w:type="dxa"/>
@@ -2796,12 +2491,6 @@
         </w:tc>
       </w:tr>
       <w:tr>
-        <w:tblPrEx>
-          <w:tblCellMar>
-            <w:top w:w="0" w:type="dxa"/>
-            <w:bottom w:w="0" w:type="dxa"/>
-          </w:tblCellMar>
-        </w:tblPrEx>
         <w:tc>
           <w:tcPr>
             <w:tcW w:w="3000" w:type="dxa"/>
@@ -3011,12 +2700,6 @@
         </w:tc>
       </w:tr>
       <w:tr>
-        <w:tblPrEx>
-          <w:tblCellMar>
-            <w:top w:w="0" w:type="dxa"/>
-            <w:bottom w:w="0" w:type="dxa"/>
-          </w:tblCellMar>
-        </w:tblPrEx>
         <w:tc>
           <w:tcPr>
             <w:tcW w:w="3000" w:type="dxa"/>
@@ -3226,12 +2909,6 @@
         </w:tc>
       </w:tr>
       <w:tr>
-        <w:tblPrEx>
-          <w:tblCellMar>
-            <w:top w:w="0" w:type="dxa"/>
-            <w:bottom w:w="0" w:type="dxa"/>
-          </w:tblCellMar>
-        </w:tblPrEx>
         <w:tc>
           <w:tcPr>
             <w:tcW w:w="3000" w:type="dxa"/>
@@ -3441,12 +3118,6 @@
         </w:tc>
       </w:tr>
       <w:tr>
-        <w:tblPrEx>
-          <w:tblCellMar>
-            <w:top w:w="0" w:type="dxa"/>
-            <w:bottom w:w="0" w:type="dxa"/>
-          </w:tblCellMar>
-        </w:tblPrEx>
         <w:tc>
           <w:tcPr>
             <w:tcW w:w="3000" w:type="dxa"/>
@@ -3656,12 +3327,6 @@
         </w:tc>
       </w:tr>
       <w:tr>
-        <w:tblPrEx>
-          <w:tblCellMar>
-            <w:top w:w="0" w:type="dxa"/>
-            <w:bottom w:w="0" w:type="dxa"/>
-          </w:tblCellMar>
-        </w:tblPrEx>
         <w:tc>
           <w:tcPr>
             <w:tcW w:w="3000" w:type="dxa"/>
@@ -3885,12 +3550,6 @@
         </w:tc>
       </w:tr>
       <w:tr>
-        <w:tblPrEx>
-          <w:tblCellMar>
-            <w:top w:w="0" w:type="dxa"/>
-            <w:bottom w:w="0" w:type="dxa"/>
-          </w:tblCellMar>
-        </w:tblPrEx>
         <w:tc>
           <w:tcPr>
             <w:tcW w:w="3000" w:type="dxa"/>
@@ -3923,12 +3582,6 @@
         </w:tc>
       </w:tr>
       <w:tr>
-        <w:tblPrEx>
-          <w:tblCellMar>
-            <w:top w:w="0" w:type="dxa"/>
-            <w:bottom w:w="0" w:type="dxa"/>
-          </w:tblCellMar>
-        </w:tblPrEx>
         <w:tc>
           <w:tcPr>
             <w:tcW w:w="3000" w:type="dxa"/>
@@ -4138,12 +3791,6 @@
         </w:tc>
       </w:tr>
       <w:tr>
-        <w:tblPrEx>
-          <w:tblCellMar>
-            <w:top w:w="0" w:type="dxa"/>
-            <w:bottom w:w="0" w:type="dxa"/>
-          </w:tblCellMar>
-        </w:tblPrEx>
         <w:tc>
           <w:tcPr>
             <w:tcW w:w="3000" w:type="dxa"/>
@@ -4353,12 +4000,6 @@
         </w:tc>
       </w:tr>
       <w:tr>
-        <w:tblPrEx>
-          <w:tblCellMar>
-            <w:top w:w="0" w:type="dxa"/>
-            <w:bottom w:w="0" w:type="dxa"/>
-          </w:tblCellMar>
-        </w:tblPrEx>
         <w:tc>
           <w:tcPr>
             <w:tcW w:w="3000" w:type="dxa"/>
@@ -4582,12 +4223,6 @@
         </w:tc>
       </w:tr>
       <w:tr>
-        <w:tblPrEx>
-          <w:tblCellMar>
-            <w:top w:w="0" w:type="dxa"/>
-            <w:bottom w:w="0" w:type="dxa"/>
-          </w:tblCellMar>
-        </w:tblPrEx>
         <w:tc>
           <w:tcPr>
             <w:tcW w:w="3000" w:type="dxa"/>
@@ -4620,12 +4255,6 @@
         </w:tc>
       </w:tr>
       <w:tr>
-        <w:tblPrEx>
-          <w:tblCellMar>
-            <w:top w:w="0" w:type="dxa"/>
-            <w:bottom w:w="0" w:type="dxa"/>
-          </w:tblCellMar>
-        </w:tblPrEx>
         <w:tc>
           <w:tcPr>
             <w:tcW w:w="3000" w:type="dxa"/>
@@ -4835,12 +4464,6 @@
         </w:tc>
       </w:tr>
       <w:tr>
-        <w:tblPrEx>
-          <w:tblCellMar>
-            <w:top w:w="0" w:type="dxa"/>
-            <w:bottom w:w="0" w:type="dxa"/>
-          </w:tblCellMar>
-        </w:tblPrEx>
         <w:tc>
           <w:tcPr>
             <w:tcW w:w="3000" w:type="dxa"/>
@@ -5050,12 +4673,6 @@
         </w:tc>
       </w:tr>
       <w:tr>
-        <w:tblPrEx>
-          <w:tblCellMar>
-            <w:top w:w="0" w:type="dxa"/>
-            <w:bottom w:w="0" w:type="dxa"/>
-          </w:tblCellMar>
-        </w:tblPrEx>
         <w:tc>
           <w:tcPr>
             <w:tcW w:w="3000" w:type="dxa"/>
@@ -5265,12 +4882,6 @@
         </w:tc>
       </w:tr>
       <w:tr>
-        <w:tblPrEx>
-          <w:tblCellMar>
-            <w:top w:w="0" w:type="dxa"/>
-            <w:bottom w:w="0" w:type="dxa"/>
-          </w:tblCellMar>
-        </w:tblPrEx>
         <w:tc>
           <w:tcPr>
             <w:tcW w:w="3000" w:type="dxa"/>
@@ -5505,7 +5116,6 @@
         <w:jc w:val="both"/>
       </w:pPr>
       <w:r>
-        <w:lastRenderedPageBreak/>
         <w:t>The mean MUAC before the intervention was 21.48 cm in the intervention group and 21.23 cm in the comparison group. After eight weeks, the mean MUAC increased to 22.11 cm in the intervention group and 21.52 cm in the comparison group. The mean increase in MUAC was greater in the intervention group (0.63 cm) than in the comparison group (0.29 cm) (Table 2).</w:t>
       </w:r>
     </w:p>
@@ -5547,12 +5157,6 @@
         <w:gridCol w:w="2250"/>
       </w:tblGrid>
       <w:tr>
-        <w:tblPrEx>
-          <w:tblCellMar>
-            <w:top w:w="0" w:type="dxa"/>
-            <w:bottom w:w="0" w:type="dxa"/>
-          </w:tblCellMar>
-        </w:tblPrEx>
         <w:tc>
           <w:tcPr>
             <w:tcW w:w="2250" w:type="dxa"/>
@@ -5657,12 +5261,6 @@
         </w:tc>
       </w:tr>
       <w:tr>
-        <w:tblPrEx>
-          <w:tblCellMar>
-            <w:top w:w="0" w:type="dxa"/>
-            <w:bottom w:w="0" w:type="dxa"/>
-          </w:tblCellMar>
-        </w:tblPrEx>
         <w:tc>
           <w:tcPr>
             <w:tcW w:w="0" w:type="auto"/>
@@ -5757,12 +5355,6 @@
         </w:tc>
       </w:tr>
       <w:tr>
-        <w:tblPrEx>
-          <w:tblCellMar>
-            <w:top w:w="0" w:type="dxa"/>
-            <w:bottom w:w="0" w:type="dxa"/>
-          </w:tblCellMar>
-        </w:tblPrEx>
         <w:tc>
           <w:tcPr>
             <w:tcW w:w="2250" w:type="dxa"/>
@@ -5882,12 +5474,6 @@
         </w:tc>
       </w:tr>
       <w:tr>
-        <w:tblPrEx>
-          <w:tblCellMar>
-            <w:top w:w="0" w:type="dxa"/>
-            <w:bottom w:w="0" w:type="dxa"/>
-          </w:tblCellMar>
-        </w:tblPrEx>
         <w:tc>
           <w:tcPr>
             <w:tcW w:w="2250" w:type="dxa"/>
@@ -6018,6 +5604,7 @@
         <w:jc w:val="both"/>
       </w:pPr>
       <w:r>
+        <w:lastRenderedPageBreak/>
         <w:t>The mean Hb level before the intervention was 11.39 g/dL in the intervention group and 11.07 g/dL in the comparison group. After eight weeks, the mean Hb level increased to 12.28 g/dL in the intervention group and 11.78 g/dL in the comparison group. The increase in Hb level was greater in the intervention group (0.88 g/dL) than in the comparison group (0.72 g/dL) (Table 3).</w:t>
       </w:r>
     </w:p>
@@ -6079,12 +5666,6 @@
         <w:gridCol w:w="2250"/>
       </w:tblGrid>
       <w:tr>
-        <w:tblPrEx>
-          <w:tblCellMar>
-            <w:top w:w="0" w:type="dxa"/>
-            <w:bottom w:w="0" w:type="dxa"/>
-          </w:tblCellMar>
-        </w:tblPrEx>
         <w:tc>
           <w:tcPr>
             <w:tcW w:w="2250" w:type="dxa"/>
@@ -6189,12 +5770,6 @@
         </w:tc>
       </w:tr>
       <w:tr>
-        <w:tblPrEx>
-          <w:tblCellMar>
-            <w:top w:w="0" w:type="dxa"/>
-            <w:bottom w:w="0" w:type="dxa"/>
-          </w:tblCellMar>
-        </w:tblPrEx>
         <w:tc>
           <w:tcPr>
             <w:tcW w:w="0" w:type="auto"/>
@@ -6289,12 +5864,6 @@
         </w:tc>
       </w:tr>
       <w:tr>
-        <w:tblPrEx>
-          <w:tblCellMar>
-            <w:top w:w="0" w:type="dxa"/>
-            <w:bottom w:w="0" w:type="dxa"/>
-          </w:tblCellMar>
-        </w:tblPrEx>
         <w:tc>
           <w:tcPr>
             <w:tcW w:w="2250" w:type="dxa"/>
@@ -6414,12 +5983,6 @@
         </w:tc>
       </w:tr>
       <w:tr>
-        <w:tblPrEx>
-          <w:tblCellMar>
-            <w:top w:w="0" w:type="dxa"/>
-            <w:bottom w:w="0" w:type="dxa"/>
-          </w:tblCellMar>
-        </w:tblPrEx>
         <w:tc>
           <w:tcPr>
             <w:tcW w:w="2250" w:type="dxa"/>
@@ -6611,12 +6174,6 @@
         <w:gridCol w:w="1668"/>
       </w:tblGrid>
       <w:tr>
-        <w:tblPrEx>
-          <w:tblCellMar>
-            <w:top w:w="0" w:type="dxa"/>
-            <w:bottom w:w="0" w:type="dxa"/>
-          </w:tblCellMar>
-        </w:tblPrEx>
         <w:tc>
           <w:tcPr>
             <w:tcW w:w="4000" w:type="dxa"/>
@@ -6753,12 +6310,6 @@
         </w:tc>
       </w:tr>
       <w:tr>
-        <w:tblPrEx>
-          <w:tblCellMar>
-            <w:top w:w="0" w:type="dxa"/>
-            <w:bottom w:w="0" w:type="dxa"/>
-          </w:tblCellMar>
-        </w:tblPrEx>
         <w:tc>
           <w:tcPr>
             <w:tcW w:w="9000" w:type="dxa"/>
@@ -6791,12 +6342,6 @@
         </w:tc>
       </w:tr>
       <w:tr>
-        <w:tblPrEx>
-          <w:tblCellMar>
-            <w:top w:w="0" w:type="dxa"/>
-            <w:bottom w:w="0" w:type="dxa"/>
-          </w:tblCellMar>
-        </w:tblPrEx>
         <w:tc>
           <w:tcPr>
             <w:tcW w:w="4000" w:type="dxa"/>
@@ -6916,12 +6461,6 @@
         </w:tc>
       </w:tr>
       <w:tr>
-        <w:tblPrEx>
-          <w:tblCellMar>
-            <w:top w:w="0" w:type="dxa"/>
-            <w:bottom w:w="0" w:type="dxa"/>
-          </w:tblCellMar>
-        </w:tblPrEx>
         <w:tc>
           <w:tcPr>
             <w:tcW w:w="4000" w:type="dxa"/>
@@ -7050,12 +6589,6 @@
         </w:tc>
       </w:tr>
       <w:tr>
-        <w:tblPrEx>
-          <w:tblCellMar>
-            <w:top w:w="0" w:type="dxa"/>
-            <w:bottom w:w="0" w:type="dxa"/>
-          </w:tblCellMar>
-        </w:tblPrEx>
         <w:tc>
           <w:tcPr>
             <w:tcW w:w="9000" w:type="dxa"/>
@@ -7088,12 +6621,6 @@
         </w:tc>
       </w:tr>
       <w:tr>
-        <w:tblPrEx>
-          <w:tblCellMar>
-            <w:top w:w="0" w:type="dxa"/>
-            <w:bottom w:w="0" w:type="dxa"/>
-          </w:tblCellMar>
-        </w:tblPrEx>
         <w:tc>
           <w:tcPr>
             <w:tcW w:w="4000" w:type="dxa"/>
@@ -7213,12 +6740,6 @@
         </w:tc>
       </w:tr>
       <w:tr>
-        <w:tblPrEx>
-          <w:tblCellMar>
-            <w:top w:w="0" w:type="dxa"/>
-            <w:bottom w:w="0" w:type="dxa"/>
-          </w:tblCellMar>
-        </w:tblPrEx>
         <w:tc>
           <w:tcPr>
             <w:tcW w:w="4000" w:type="dxa"/>
@@ -7243,7 +6764,6 @@
                 <w:sz w:val="22"/>
                 <w:szCs w:val="22"/>
               </w:rPr>
-              <w:lastRenderedPageBreak/>
               <w:t>Hemoglobin</w:t>
             </w:r>
             <w:proofErr w:type="spellEnd"/>
@@ -7401,12 +6921,6 @@
         <w:gridCol w:w="1375"/>
       </w:tblGrid>
       <w:tr>
-        <w:tblPrEx>
-          <w:tblCellMar>
-            <w:top w:w="0" w:type="dxa"/>
-            <w:bottom w:w="0" w:type="dxa"/>
-          </w:tblCellMar>
-        </w:tblPrEx>
         <w:tc>
           <w:tcPr>
             <w:tcW w:w="2000" w:type="dxa"/>
@@ -7574,12 +7088,6 @@
         </w:tc>
       </w:tr>
       <w:tr>
-        <w:tblPrEx>
-          <w:tblCellMar>
-            <w:top w:w="0" w:type="dxa"/>
-            <w:bottom w:w="0" w:type="dxa"/>
-          </w:tblCellMar>
-        </w:tblPrEx>
         <w:tc>
           <w:tcPr>
             <w:tcW w:w="2000" w:type="dxa"/>
@@ -7731,12 +7239,6 @@
         </w:tc>
       </w:tr>
       <w:tr>
-        <w:tblPrEx>
-          <w:tblCellMar>
-            <w:top w:w="0" w:type="dxa"/>
-            <w:bottom w:w="0" w:type="dxa"/>
-          </w:tblCellMar>
-        </w:tblPrEx>
         <w:tc>
           <w:tcPr>
             <w:tcW w:w="2000" w:type="dxa"/>
@@ -7760,6 +7262,7 @@
                 <w:sz w:val="22"/>
                 <w:szCs w:val="22"/>
               </w:rPr>
+              <w:lastRenderedPageBreak/>
               <w:t>Comparison</w:t>
             </w:r>
           </w:p>
@@ -7925,12 +7428,6 @@
         <w:gridCol w:w="1375"/>
       </w:tblGrid>
       <w:tr>
-        <w:tblPrEx>
-          <w:tblCellMar>
-            <w:top w:w="0" w:type="dxa"/>
-            <w:bottom w:w="0" w:type="dxa"/>
-          </w:tblCellMar>
-        </w:tblPrEx>
         <w:tc>
           <w:tcPr>
             <w:tcW w:w="2000" w:type="dxa"/>
@@ -8098,12 +7595,6 @@
         </w:tc>
       </w:tr>
       <w:tr>
-        <w:tblPrEx>
-          <w:tblCellMar>
-            <w:top w:w="0" w:type="dxa"/>
-            <w:bottom w:w="0" w:type="dxa"/>
-          </w:tblCellMar>
-        </w:tblPrEx>
         <w:tc>
           <w:tcPr>
             <w:tcW w:w="2000" w:type="dxa"/>
@@ -8255,12 +7746,6 @@
         </w:tc>
       </w:tr>
       <w:tr>
-        <w:tblPrEx>
-          <w:tblCellMar>
-            <w:top w:w="0" w:type="dxa"/>
-            <w:bottom w:w="0" w:type="dxa"/>
-          </w:tblCellMar>
-        </w:tblPrEx>
         <w:tc>
           <w:tcPr>
             <w:tcW w:w="2000" w:type="dxa"/>
@@ -8404,7 +7889,6 @@
         <w:jc w:val="both"/>
       </w:pPr>
       <w:r>
-        <w:lastRenderedPageBreak/>
         <w:t xml:space="preserve">The observed increase in MUAC suggests an improvement in maternal energy and protein reserves. MUAC is widely used as an anthropometric indicator to assess the nutritional status of pregnant women and the risk of CED. An increase in MUAC reflects greater muscle mass and subcutaneous fat accumulation, which are essential during pregnancy to support </w:t>
       </w:r>
       <w:proofErr w:type="spellStart"/>
@@ -8438,7 +7922,11 @@
       </w:r>
       <w:proofErr w:type="spellEnd"/>
       <w:r>
-        <w:t xml:space="preserve"> status, which remains a major public health concern among pregnant women. Eggs are a rich source of high-quality protein and contain essential micronutrients that support erythropoiesis. Adequate protein intake plays a crucial role in </w:t>
+        <w:t xml:space="preserve"> status, which remains a major public health concern among pregnant women. Eggs are a rich source of high-quality protein and contain essential micronutrients that support erythropoiesis. Adequate protein </w:t>
+      </w:r>
+      <w:r>
+        <w:lastRenderedPageBreak/>
+        <w:t xml:space="preserve">intake plays a crucial role in </w:t>
       </w:r>
       <w:proofErr w:type="spellStart"/>
       <w:r>
@@ -8526,7 +8014,6 @@
         <w:pStyle w:val="Heading1"/>
       </w:pPr>
       <w:r>
-        <w:lastRenderedPageBreak/>
         <w:t>Conclusion</w:t>
       </w:r>
     </w:p>
@@ -8561,6 +8048,7 @@
         <w:jc w:val="both"/>
       </w:pPr>
       <w:r>
+        <w:lastRenderedPageBreak/>
         <w:t xml:space="preserve">The authors would like to thank all participants and the staff of the public health </w:t>
       </w:r>
       <w:proofErr w:type="spellStart"/>
@@ -9078,7 +8566,6 @@
           <w:sz w:val="22"/>
           <w:szCs w:val="22"/>
         </w:rPr>
-        <w:lastRenderedPageBreak/>
         <w:t xml:space="preserve">9. Elango R, Ball RO. Protein and amino acid requirements during pregnancy. Adv </w:t>
       </w:r>
       <w:proofErr w:type="spellStart"/>
@@ -9352,6 +8839,7 @@
           <w:sz w:val="22"/>
           <w:szCs w:val="22"/>
         </w:rPr>
+        <w:lastRenderedPageBreak/>
         <w:t xml:space="preserve">14. </w:t>
       </w:r>
       <w:proofErr w:type="spellStart"/>
@@ -9898,7 +9386,6 @@
           <w:sz w:val="22"/>
           <w:szCs w:val="22"/>
         </w:rPr>
-        <w:lastRenderedPageBreak/>
         <w:t xml:space="preserve">24. Symington EA, Baumgartner J, Malan L, Wise AJ, Ricci C, </w:t>
       </w:r>
       <w:proofErr w:type="spellStart"/>
